--- a/output/tables/0_diseno_y_diagnostico/cuerpo/D1_Tabla_CONSORT.docx
+++ b/output/tables/0_diseno_y_diagnostico/cuerpo/D1_Tabla_CONSORT.docx
@@ -34,15 +34,7 @@
                 <w:b w:val="true"/>
                 <w:sz w:val="20"/>
               </w:rPr>
-              <w:t xml:space="preserve">Tabla D1 — Flujo CONSORT del estudio</w:t>
-            </w:r>
-            <w:r>
-              <w:rPr>
-                <w:rFonts w:ascii="Roboto" w:hAnsi="Roboto" w:eastAsia="Roboto" w:cs="Roboto"/>
-                <w:b w:val="true"/>
-                <w:sz w:val="20"/>
-              </w:rPr>
-              <w:t xml:space="preserve"> — variante con atritos paralelos</w:t>
+              <w:t xml:space="preserve">Tabla D1 — Flujo CONSORT del estudio — variante con atritos paralelos</w:t>
             </w:r>
           </w:p>
         </w:tc>
@@ -1220,31 +1212,7 @@
                 <w:i w:val="true"/>
                 <w:sz w:val="18"/>
               </w:rPr>
-              <w:t xml:space="preserve">Notas: La tabla reporta los conteos duales (clústeres y productores) en cada etapa del flujo CONSORT del clúster-RCT. Los atritos sin línea base corresponden a centros poblados aleatorizados que </w:t>
-            </w:r>
-            <w:r>
-              <w:rPr>
-                <w:rFonts w:ascii="Roboto" w:hAnsi="Roboto" w:eastAsia="Roboto" w:cs="Roboto"/>
-                <w:i w:val="true"/>
-                <w:sz w:val="18"/>
-              </w:rPr>
-              <w:t xml:space="preserve">no fueron alcanzados por la </w:t>
-            </w:r>
-            <w:r>
-              <w:rPr>
-                <w:rFonts w:ascii="Roboto" w:hAnsi="Roboto" w:eastAsia="Roboto" w:cs="Roboto"/>
-                <w:i w:val="true"/>
-                <w:sz w:val="18"/>
-              </w:rPr>
-              <w:t xml:space="preserve">encuesta de línea base; al carecer de medición pretratamiento, no se reportan productores en esta etapa</w:t>
-            </w:r>
-            <w:r>
-              <w:rPr>
-                <w:rFonts w:ascii="Roboto" w:hAnsi="Roboto" w:eastAsia="Roboto" w:cs="Roboto"/>
-                <w:i w:val="true"/>
-                <w:sz w:val="18"/>
-              </w:rPr>
-              <w:t xml:space="preserve"> y quedan excluidos de la muestra analítica. Cumplimiento estricto a nivel clúster: tratamiento exige ECA en el producto a evaluar en el periodo 2021II-2022I; control exige no haber recibido ECA en ningún producto del estudio en 2021. Subgrupos en tratamiento: desviación temporal = cumplidores cuya ECA fue implementada antes del periodo de evaluación; derrame = clústeres no cumplidores con al menos un productor que asistió a una ECA en algún cultivo del estudio. Subgrupos en control: ECA temprana = clústeres no cumplidores que implementaron ECA en el mismo cultivo asignado en el periodo de evaluación o antes; caso gris = clústeres no cumplidores con ECA en un cultivo del estudio distinto al asignado.</w:t>
+              <w:t xml:space="preserve">Notas: La tabla reporta los conteos duales (clústeres y productores) en cada etapa del flujo CONSORT del clúster-RCT. Los atritos sin línea base corresponden a centros poblados aleatorizados que no fueron alcanzados por la encuesta de línea base; al carecer de medición pretratamiento, no se reportan productores en esta etapa y quedan excluidos de la muestra analítica. Cumplimiento estricto a nivel clúster: tratamiento exige ECA en el producto a evaluar en el periodo 2021II-2022I; control exige no haber recibido ECA en ningún producto del estudio en 2021. Subgrupos en tratamiento: desviación temporal = cumplidores cuya ECA fue implementada antes del periodo de evaluación; derrame = clústeres no cumplidores con al menos un productor que asistió a una ECA en algún cultivo del estudio. Subgrupos en control: ECA temprana = clústeres no cumplidores que implementaron ECA en el mismo cultivo asignado en el periodo de evaluación o antes; caso gris = clústeres no cumplidores con ECA en un cultivo del estudio distinto al asignado.</w:t>
             </w:r>
           </w:p>
         </w:tc>
